--- a/sop-archiv/docs/validacia/VAL-02 Analýza rizík a matica sledovateľnosti.docx
+++ b/sop-archiv/docs/validacia/VAL-02 Analýza rizík a matica sledovateľnosti.docx
@@ -3020,6 +3020,137 @@
           </w:p>
         </w:tc>
       </w:tr>
+      <w:tr>
+        <w:trPr>
+          <w:cantSplit/>
+        </w:trPr>
+        <w:tc>
+          <w:tcPr>
+            <w:tcW w:w="1587" w:type="dxa"/>
+            <w:vAlign w:val="top"/>
+          </w:tcPr>
+          <w:p>
+            <w:pPr>
+              <w:pStyle w:val="Small"/>
+            </w:pPr>
+            <w:r>
+              <w:t xml:space="preserve">URS-19</w:t>
+            </w:r>
+          </w:p>
+        </w:tc>
+        <w:tc>
+          <w:tcPr>
+            <w:tcW w:w="1965" w:type="dxa"/>
+            <w:vAlign w:val="top"/>
+          </w:tcPr>
+          <w:p>
+            <w:pPr>
+              <w:pStyle w:val="Small"/>
+            </w:pPr>
+            <w:r>
+              <w:t xml:space="preserve">Nainštaluje sa podvrhnutá alebo poškodená verzia; neodsúhlasená zmena programu.</w:t>
+            </w:r>
+          </w:p>
+        </w:tc>
+        <w:tc>
+          <w:tcPr>
+            <w:tcW w:w="1738" w:type="dxa"/>
+            <w:vAlign w:val="top"/>
+          </w:tcPr>
+          <w:p>
+            <w:pPr>
+              <w:pStyle w:val="Small"/>
+            </w:pPr>
+            <w:r>
+              <w:t xml:space="preserve">Nesprávne fungovanie systému, únik údajov.</w:t>
+            </w:r>
+          </w:p>
+        </w:tc>
+        <w:tc>
+          <w:tcPr>
+            <w:tcW w:w="907" w:type="dxa"/>
+            <w:vAlign w:val="top"/>
+          </w:tcPr>
+          <w:p>
+            <w:pPr>
+              <w:pStyle w:val="Small"/>
+            </w:pPr>
+            <w:r>
+              <w:t xml:space="preserve">nízka</w:t>
+            </w:r>
+          </w:p>
+        </w:tc>
+        <w:tc>
+          <w:tcPr>
+            <w:tcW w:w="907" w:type="dxa"/>
+            <w:vAlign w:val="top"/>
+          </w:tcPr>
+          <w:p>
+            <w:pPr>
+              <w:pStyle w:val="Small"/>
+            </w:pPr>
+            <w:r>
+              <w:t xml:space="preserve">vysoká</w:t>
+            </w:r>
+          </w:p>
+        </w:tc>
+        <w:tc>
+          <w:tcPr>
+            <w:tcW w:w="1134" w:type="dxa"/>
+            <w:vAlign w:val="top"/>
+          </w:tcPr>
+          <w:p>
+            <w:pPr>
+              <w:pStyle w:val="Small"/>
+            </w:pPr>
+            <w:r>
+              <w:t xml:space="preserve">stredné</w:t>
+            </w:r>
+          </w:p>
+        </w:tc>
+        <w:tc>
+          <w:tcPr>
+            <w:tcW w:w="2419" w:type="dxa"/>
+            <w:vAlign w:val="top"/>
+          </w:tcPr>
+          <w:p>
+            <w:pPr>
+              <w:pStyle w:val="Small"/>
+            </w:pPr>
+            <w:r>
+              <w:t xml:space="preserve">Len zverejnené verzie; odtlačok SHA-256 overený pred inštaláciou; len správca; zápis do auditného záznamu; archív sa nemení.</w:t>
+            </w:r>
+          </w:p>
+        </w:tc>
+        <w:tc>
+          <w:tcPr>
+            <w:tcW w:w="1965" w:type="dxa"/>
+            <w:vAlign w:val="top"/>
+          </w:tcPr>
+          <w:p>
+            <w:pPr>
+              <w:pStyle w:val="Small"/>
+            </w:pPr>
+            <w:r>
+              <w:t xml:space="preserve">SOP-SA-01 kap. 5.16 – posúdenie zmeny pred inštaláciou.</w:t>
+            </w:r>
+          </w:p>
+        </w:tc>
+        <w:tc>
+          <w:tcPr>
+            <w:tcW w:w="1947" w:type="dxa"/>
+            <w:vAlign w:val="top"/>
+          </w:tcPr>
+          <w:p>
+            <w:pPr>
+              <w:pStyle w:val="Small"/>
+            </w:pPr>
+            <w:r>
+              <w:t xml:space="preserve">OQ-21</w:t>
+            </w:r>
+          </w:p>
+        </w:tc>
+      </w:tr>
     </w:tbl>
     <w:p/>
     <w:p>
@@ -3948,6 +4079,53 @@
             </w:pPr>
             <w:r>
               <w:t xml:space="preserve">PQ-05</w:t>
+            </w:r>
+          </w:p>
+        </w:tc>
+      </w:tr>
+      <w:tr>
+        <w:trPr>
+          <w:cantSplit/>
+        </w:trPr>
+        <w:tc>
+          <w:tcPr>
+            <w:tcW w:w="3023" w:type="dxa"/>
+            <w:vAlign w:val="top"/>
+          </w:tcPr>
+          <w:p>
+            <w:pPr>
+              <w:pStyle w:val="Small"/>
+            </w:pPr>
+            <w:r>
+              <w:t xml:space="preserve">URS-19</w:t>
+            </w:r>
+          </w:p>
+        </w:tc>
+        <w:tc>
+          <w:tcPr>
+            <w:tcW w:w="3023" w:type="dxa"/>
+            <w:vAlign w:val="top"/>
+          </w:tcPr>
+          <w:p>
+            <w:pPr>
+              <w:pStyle w:val="Small"/>
+            </w:pPr>
+            <w:r>
+              <w:t xml:space="preserve">stredné</w:t>
+            </w:r>
+          </w:p>
+        </w:tc>
+        <w:tc>
+          <w:tcPr>
+            <w:tcW w:w="8523" w:type="dxa"/>
+            <w:vAlign w:val="top"/>
+          </w:tcPr>
+          <w:p>
+            <w:pPr>
+              <w:pStyle w:val="Small"/>
+            </w:pPr>
+            <w:r>
+              <w:t xml:space="preserve">OQ-21</w:t>
             </w:r>
           </w:p>
         </w:tc>
